--- a/Doku/Word/Datensatz_Analyse_Bericht.docx
+++ b/Doku/Word/Datensatz_Analyse_Bericht.docx
@@ -49,7 +49,7 @@
         <w:rPr>
           <w:sz w:val="24"/>
         </w:rPr>
-        <w:t>Erstellt: 28.07.2026  |  Datenpfad: Data/</w:t>
+        <w:t>Erstellt: 30.07.2026  |  Datenpfad: Data/</w:t>
       </w:r>
     </w:p>
     <w:p>
@@ -351,7 +351,7 @@
               <w:rPr>
                 <w:sz w:val="22"/>
               </w:rPr>
-              <w:t>Ca. 1.900 Krankenhaeuser | 86 CSV-Dateien | ca. 1,2 GB</w:t>
+              <w:t>2.310 Krankenhaeuser (SO.csv) | 86 CSV-Dateien | ca. 1,2 GB</w:t>
             </w:r>
           </w:p>
         </w:tc>
@@ -2838,7 +2838,7 @@
         <w:rPr>
           <w:sz w:val="28"/>
         </w:rPr>
-        <w:t>Warum genau diese Datei? Einzige Datei mit standardisierter, vergleichbarer Bewertung (R* = rechnerisch auffaellig) fuer alle ~1.900 Haeuser nach denselben G-BA/IQTIG-Regeln. Alternative QS.Extern.Sonstige.csv enthaelt Zahlenwerte, aber keine einheitliche auffaellig/nicht-auffaellig-Klassifikation.</w:t>
+        <w:t>Warum genau diese Datei? Einzige Datei mit standardisierter, vergleichbarer Bewertung (R* = rechnerisch auffaellig) fuer alle 1.824 Haeuser mit Bewertung nach denselben G-BA/IQTIG-Regeln. Alternative QS.Extern.Sonstige.csv enthaelt Zahlenwerte, aber keine einheitliche auffaellig/nicht-auffaellig-Klassifikation.</w:t>
       </w:r>
     </w:p>
     <w:p/>
@@ -3350,7 +3350,7 @@
         <w:rPr>
           <w:sz w:val="28"/>
         </w:rPr>
-        <w:t>Warum genau diese Datei? Einzige Datei mit Vollzeit-Aerzte-Anzahl pro Abteilung. Entscheidend: FA.Personal.Bereich ermoeglicht Filterung auf 'Aerzte'. Alternative SO.Personalliste.csv ist auf Standortebene, FA.Personalliste.csv ist detaillierter. Wichtig: Anzahl ist Komma-Dezimal ('13,47') - muss konvertiert werden. Ergebnis: aerzte_pro_bett = Feature Importance 71,3% im Decision Tree!</w:t>
+        <w:t>Warum genau diese Datei? Einzige Datei mit Vollzeit-Aerzte-Anzahl pro Abteilung. Entscheidend: FA.Personal.Bereich ermoeglicht Filterung auf 'Aerzte'. Alternative SO.Personalliste.csv ist auf Standortebene, FA.Personalliste.csv ist detaillierter. Wichtig: Anzahl ist Komma-Dezimal ('13,47') - muss konvertiert werden. Ergebnis: aerzte_pro_bett = Feature Importance 53,6% (aktualisiert 2026-07-29) im Decision Tree!</w:t>
       </w:r>
     </w:p>
     <w:p/>
@@ -6463,7 +6463,7 @@
               <w:rPr>
                 <w:sz w:val="22"/>
               </w:rPr>
-              <w:t>Vollzeit-Aerzte / Betten — wichtigstes Merkmal (FI 71,3%)</w:t>
+              <w:t>Vollzeit-Aerzte / Betten — wichtigstes Merkmal (FI 53,6% (aktualisiert 2026-07-29))</w:t>
             </w:r>
           </w:p>
         </w:tc>
@@ -6964,7 +6964,7 @@
               <w:rPr>
                 <w:sz w:val="22"/>
               </w:rPr>
-              <w:t>~1.900 Krankenhaeuser · 3 Traegerarten · Geo-Koordinaten vorhanden</w:t>
+              <w:t>2.310 Krankenhaeuser · 3 Traegerarten · Geo-Koordinaten vorhanden</w:t>
             </w:r>
           </w:p>
         </w:tc>
@@ -7262,7 +7262,7 @@
               <w:rPr>
                 <w:sz w:val="22"/>
               </w:rPr>
-              <w:t>aerzte_pro_bett = Feature Importance 71,3 % im Decision Tree</w:t>
+              <w:t>aerzte_pro_bett = Feature Importance 53,6 % (aktualisiert 2026-07-29) im Decision Tree</w:t>
             </w:r>
           </w:p>
         </w:tc>
